--- a/az/wisdom-stories/early-marriage.docx
+++ b/az/wisdom-stories/early-marriage.docx
@@ -79,7 +79,7 @@
         <w:rPr>
           <w:lang/>
         </w:rPr>
-        <w:t>— Bu qızlardan bəziləri imtahandan kəsilsə, ataları onları məktəbdən çıxarıb on iki-on üç yaşında ərə verəcəklər. Sinfi keçsələr, bəlkə daha bir neçə il oxuya bilərlər. O illərdə nəsə öyrənər, özlərinə inanar, bəlkə də həyatları üçün başqa bir yol taparlar.</w:t>
+        <w:t>— Bu qızlardan bəziləri imtahandan kəsilsə, ataları onları məktəbdən çıxarıb on iki-on üç yaşında ərə verəcəklər. Sinfi keçsələr, bəlkə, daha bir neçə il oxuya bilərlər. O illərdə nəsə öyrənər, özlərinə inanar, bəlkə də, həyatları üçün başqa bir yol taparlar.</w:t>
       </w:r>
     </w:p>
     <w:p>
